--- a/docs/리포트_적응형대화_검증.docx
+++ b/docs/리포트_적응형대화_검증.docx
@@ -1427,6 +1427,633 @@
         <w:t>했다. 이런 오탐은 정상인을 이상으로 올릴 수 있어 중요하며, 재발방지로 매트릭스·회귀에 반영됨.</w:t>
       </w:r>
     </w:p>
+    <w:p/>
+    <w:p>
+      <w:pPr>
+        <w:pStyle w:val="Heading2"/>
+      </w:pPr>
+      <w:r>
+        <w:rPr>
+          <w:rFonts w:ascii="맑은 고딕" w:hAnsi="맑은 고딕" w:eastAsia="맑은 고딕"/>
+          <w:b/>
+          <w:color w:val="0E4F4F"/>
+          <w:sz w:val="30"/>
+        </w:rPr>
+        <w:t>7. 🔴 두 번째 발견 — 외울 단어가 화면에서 사라짐(****이에요)</w:t>
+      </w:r>
+    </w:p>
+    <w:p>
+      <w:pPr>
+        <w:pStyle w:val="Heading3"/>
+      </w:pPr>
+      <w:r>
+        <w:rPr>
+          <w:rFonts w:ascii="맑은 고딕" w:hAnsi="맑은 고딕" w:eastAsia="맑은 고딕"/>
+          <w:b/>
+          <w:color w:val="0E4F4F"/>
+          <w:sz w:val="25"/>
+        </w:rPr>
+        <w:t>문제 (라이브)</w:t>
+      </w:r>
+    </w:p>
+    <w:p>
+      <w:r>
+        <w:rPr>
+          <w:rFonts w:ascii="맑은 고딕" w:hAnsi="맑은 고딕" w:eastAsia="맑은 고딕"/>
+          <w:b w:val="0"/>
+        </w:rPr>
+        <w:t xml:space="preserve">양방향 단어게임에서 AI가 외울 단어를 줄 때 </w:t>
+      </w:r>
+      <w:r>
+        <w:rPr>
+          <w:rFonts w:ascii="맑은 고딕" w:hAnsi="맑은 고딕" w:eastAsia="맑은 고딕"/>
+          <w:b/>
+        </w:rPr>
+        <w:t xml:space="preserve">"세 가지 단어 말씀드릴게요. </w:t>
+      </w:r>
+      <w:r>
+        <w:rPr>
+          <w:rFonts w:ascii="맑은 고딕" w:hAnsi="맑은 고딕" w:eastAsia="맑은 고딕"/>
+          <w:b/>
+        </w:rPr>
+        <w:t>이에요. 이따 여쭤볼게요!"</w:t>
+      </w:r>
+      <w:r>
+        <w:rPr>
+          <w:rFonts w:ascii="맑은 고딕" w:hAnsi="맑은 고딕" w:eastAsia="맑은 고딕"/>
+          <w:b w:val="0"/>
+        </w:rPr>
+        <w:t xml:space="preserve"> — 단어가 </w:t>
+      </w:r>
+      <w:r>
+        <w:rPr>
+          <w:rFonts w:ascii="Consolas" w:hAnsi="Consolas" w:eastAsia="맑은 고딕"/>
+          <w:b w:val="0"/>
+          <w:color w:val="B03030"/>
+          <w:sz w:val="20"/>
+        </w:rPr>
+        <w:t>****</w:t>
+      </w:r>
+      <w:r>
+        <w:rPr>
+          <w:rFonts w:ascii="맑은 고딕" w:hAnsi="맑은 고딕" w:eastAsia="맑은 고딕"/>
+          <w:b w:val="0"/>
+        </w:rPr>
+        <w:t xml:space="preserve">로 </w:t>
+      </w:r>
+      <w:r>
+        <w:rPr>
+          <w:rFonts w:ascii="맑은 고딕" w:hAnsi="맑은 고딕" w:eastAsia="맑은 고딕"/>
+          <w:b/>
+        </w:rPr>
+        <w:t>지워져</w:t>
+      </w:r>
+      <w:r>
+        <w:rPr>
+          <w:rFonts w:ascii="맑은 고딕" w:hAnsi="맑은 고딕" w:eastAsia="맑은 고딕"/>
+          <w:b w:val="0"/>
+        </w:rPr>
+        <w:t xml:space="preserve"> 어르신이 외울 단어를 볼 수 없었음.</w:t>
+      </w:r>
+    </w:p>
+    <w:p>
+      <w:pPr>
+        <w:pStyle w:val="Heading3"/>
+      </w:pPr>
+      <w:r>
+        <w:rPr>
+          <w:rFonts w:ascii="맑은 고딕" w:hAnsi="맑은 고딕" w:eastAsia="맑은 고딕"/>
+          <w:b/>
+          <w:color w:val="0E4F4F"/>
+          <w:sz w:val="25"/>
+        </w:rPr>
+        <w:t>원인</w:t>
+      </w:r>
+    </w:p>
+    <w:p>
+      <w:r>
+        <w:rPr>
+          <w:rFonts w:ascii="맑은 고딕" w:hAnsi="맑은 고딕" w:eastAsia="맑은 고딕"/>
+          <w:b w:val="0"/>
+        </w:rPr>
+        <w:t xml:space="preserve">정답 노출 차단 함수 </w:t>
+      </w:r>
+      <w:r>
+        <w:rPr>
+          <w:rFonts w:ascii="Consolas" w:hAnsi="Consolas" w:eastAsia="맑은 고딕"/>
+          <w:b w:val="0"/>
+          <w:color w:val="B03030"/>
+          <w:sz w:val="20"/>
+        </w:rPr>
+        <w:t>stripRecallAnswerLeak</w:t>
+      </w:r>
+      <w:r>
+        <w:rPr>
+          <w:rFonts w:ascii="맑은 고딕" w:hAnsi="맑은 고딕" w:eastAsia="맑은 고딕"/>
+          <w:b w:val="0"/>
+        </w:rPr>
+        <w:t>의 트리거(</w:t>
+      </w:r>
+      <w:r>
+        <w:rPr>
+          <w:rFonts w:ascii="Consolas" w:hAnsi="Consolas" w:eastAsia="맑은 고딕"/>
+          <w:b w:val="0"/>
+          <w:color w:val="B03030"/>
+          <w:sz w:val="20"/>
+        </w:rPr>
+        <w:t>기억(나|해)</w:t>
+      </w:r>
+      <w:r>
+        <w:rPr>
+          <w:rFonts w:ascii="맑은 고딕" w:hAnsi="맑은 고딕" w:eastAsia="맑은 고딕"/>
+          <w:b w:val="0"/>
+        </w:rPr>
+        <w:t xml:space="preserve">)가 </w:t>
+      </w:r>
+      <w:r>
+        <w:rPr>
+          <w:rFonts w:ascii="맑은 고딕" w:hAnsi="맑은 고딕" w:eastAsia="맑은 고딕"/>
+          <w:b/>
+        </w:rPr>
+        <w:t>등록 문구 "잘 기억해 주세요"</w:t>
+      </w:r>
+      <w:r>
+        <w:rPr>
+          <w:rFonts w:ascii="맑은 고딕" w:hAnsi="맑은 고딕" w:eastAsia="맑은 고딕"/>
+          <w:b w:val="0"/>
+        </w:rPr>
+        <w:t xml:space="preserve"> 에도 걸려, </w:t>
+      </w:r>
+      <w:r>
+        <w:rPr>
+          <w:rFonts w:ascii="맑은 고딕" w:hAnsi="맑은 고딕" w:eastAsia="맑은 고딕"/>
+          <w:b/>
+        </w:rPr>
+        <w:t>단어를 주는(등록) 단계에서 정답으로 오인해 삭제</w:t>
+      </w:r>
+      <w:r>
+        <w:rPr>
+          <w:rFonts w:ascii="맑은 고딕" w:hAnsi="맑은 고딕" w:eastAsia="맑은 고딕"/>
+          <w:b w:val="0"/>
+        </w:rPr>
+        <w:t xml:space="preserve">. (남은 마크다운 </w:t>
+      </w:r>
+      <w:r>
+        <w:rPr>
+          <w:rFonts w:ascii="Consolas" w:hAnsi="Consolas" w:eastAsia="맑은 고딕"/>
+          <w:b w:val="0"/>
+          <w:color w:val="B03030"/>
+          <w:sz w:val="20"/>
+        </w:rPr>
+        <w:t>**</w:t>
+      </w:r>
+      <w:r>
+        <w:rPr>
+          <w:rFonts w:ascii="맑은 고딕" w:hAnsi="맑은 고딕" w:eastAsia="맑은 고딕"/>
+          <w:b w:val="0"/>
+        </w:rPr>
+        <w:t xml:space="preserve"> 만 보여 </w:t>
+      </w:r>
+      <w:r>
+        <w:rPr>
+          <w:rFonts w:ascii="Consolas" w:hAnsi="Consolas" w:eastAsia="맑은 고딕"/>
+          <w:b w:val="0"/>
+          <w:color w:val="B03030"/>
+          <w:sz w:val="20"/>
+        </w:rPr>
+        <w:t>****</w:t>
+      </w:r>
+      <w:r>
+        <w:rPr>
+          <w:rFonts w:ascii="맑은 고딕" w:hAnsi="맑은 고딕" w:eastAsia="맑은 고딕"/>
+          <w:b w:val="0"/>
+        </w:rPr>
+        <w:t>)</w:t>
+      </w:r>
+    </w:p>
+    <w:p>
+      <w:pPr>
+        <w:ind w:left="360"/>
+      </w:pPr>
+      <w:r>
+        <w:rPr>
+          <w:rFonts w:ascii="맑은 고딕" w:hAnsi="맑은 고딕" w:eastAsia="맑은 고딕"/>
+          <w:b w:val="0"/>
+          <w:color w:val="556666"/>
+          <w:sz w:val="19"/>
+        </w:rPr>
+        <w:t>참고: 앞선 e2e 회상 테스트의 "단어 파싱실패(N/A)"도 사실 이 버그가 원인이었음.</w:t>
+      </w:r>
+    </w:p>
+    <w:p>
+      <w:pPr>
+        <w:pStyle w:val="Heading3"/>
+      </w:pPr>
+      <w:r>
+        <w:rPr>
+          <w:rFonts w:ascii="맑은 고딕" w:hAnsi="맑은 고딕" w:eastAsia="맑은 고딕"/>
+          <w:b/>
+          <w:color w:val="0E4F4F"/>
+          <w:sz w:val="25"/>
+        </w:rPr>
+        <w:t>수정 (</w:t>
+      </w:r>
+      <w:r>
+        <w:rPr>
+          <w:rFonts w:ascii="맑은 고딕" w:hAnsi="맑은 고딕" w:eastAsia="맑은 고딕"/>
+          <w:b/>
+          <w:color w:val="0E4F4F"/>
+          <w:sz w:val="25"/>
+        </w:rPr>
+        <w:t>lib/chat/korean-particle.ts</w:t>
+      </w:r>
+      <w:r>
+        <w:rPr>
+          <w:rFonts w:ascii="맑은 고딕" w:hAnsi="맑은 고딕" w:eastAsia="맑은 고딕"/>
+          <w:b/>
+          <w:color w:val="0E4F4F"/>
+          <w:sz w:val="25"/>
+        </w:rPr>
+        <w:t>)</w:t>
+      </w:r>
+    </w:p>
+    <w:p>
+      <w:pPr>
+        <w:pStyle w:val="ListBullet"/>
+      </w:pPr>
+      <w:r>
+        <w:rPr>
+          <w:rFonts w:ascii="맑은 고딕" w:hAnsi="맑은 고딕" w:eastAsia="맑은 고딕"/>
+          <w:b/>
+        </w:rPr>
+        <w:t>등록(단어 제시) 발화 가드 추가</w:t>
+      </w:r>
+      <w:r>
+        <w:rPr>
+          <w:rFonts w:ascii="맑은 고딕" w:hAnsi="맑은 고딕" w:eastAsia="맑은 고딕"/>
+          <w:b w:val="0"/>
+        </w:rPr>
+        <w:t xml:space="preserve"> — "말씀드릴게요/외워보세요/잘 기억해 주세요/이따 여쭤볼게요" 등 </w:t>
+      </w:r>
+      <w:r>
+        <w:rPr>
+          <w:rFonts w:ascii="맑은 고딕" w:hAnsi="맑은 고딕" w:eastAsia="맑은 고딕"/>
+          <w:b/>
+        </w:rPr>
+        <w:t>단어를 주는 맥락이면 strip을 건너뜀</w:t>
+      </w:r>
+      <w:r>
+        <w:rPr>
+          <w:rFonts w:ascii="맑은 고딕" w:hAnsi="맑은 고딕" w:eastAsia="맑은 고딕"/>
+          <w:b w:val="0"/>
+        </w:rPr>
+        <w:t>(단어 유지). 회상 시 정답 노출만 차단.</w:t>
+      </w:r>
+    </w:p>
+    <w:p>
+      <w:pPr>
+        <w:pStyle w:val="Heading3"/>
+      </w:pPr>
+      <w:r>
+        <w:rPr>
+          <w:rFonts w:ascii="맑은 고딕" w:hAnsi="맑은 고딕" w:eastAsia="맑은 고딕"/>
+          <w:b/>
+          <w:color w:val="0E4F4F"/>
+          <w:sz w:val="25"/>
+        </w:rPr>
+        <w:t>검증</w:t>
+      </w:r>
+    </w:p>
+    <w:p>
+      <w:pPr>
+        <w:pStyle w:val="ListBullet"/>
+      </w:pPr>
+      <w:r>
+        <w:rPr>
+          <w:rFonts w:ascii="맑은 고딕" w:hAnsi="맑은 고딕" w:eastAsia="맑은 고딕"/>
+          <w:b w:val="0"/>
+        </w:rPr>
+        <w:t>단위: 등록 문구 2종 → 단어 유지 ✅ / 회상 질문만 → 정상 ✅</w:t>
+      </w:r>
+    </w:p>
+    <w:p>
+      <w:pPr>
+        <w:pStyle w:val="ListBullet"/>
+      </w:pPr>
+      <w:r>
+        <w:rPr>
+          <w:rFonts w:ascii="맑은 고딕" w:hAnsi="맑은 고딕" w:eastAsia="맑은 고딕"/>
+          <w:b w:val="0"/>
+        </w:rPr>
+        <w:t xml:space="preserve">라이브: 재요청 시 </w:t>
+      </w:r>
+      <w:r>
+        <w:rPr>
+          <w:rFonts w:ascii="맑은 고딕" w:hAnsi="맑은 고딕" w:eastAsia="맑은 고딕"/>
+          <w:b/>
+        </w:rPr>
+        <w:t>"'나무', '자동차', '모자'예요"</w:t>
+      </w:r>
+      <w:r>
+        <w:rPr>
+          <w:rFonts w:ascii="맑은 고딕" w:hAnsi="맑은 고딕" w:eastAsia="맑은 고딕"/>
+          <w:b w:val="0"/>
+        </w:rPr>
+        <w:t xml:space="preserve"> 정상 표시 ✅</w:t>
+      </w:r>
+    </w:p>
+    <w:p>
+      <w:pPr>
+        <w:pStyle w:val="ListBullet"/>
+      </w:pPr>
+      <w:r>
+        <w:rPr>
+          <w:rFonts w:ascii="맑은 고딕" w:hAnsi="맑은 고딕" w:eastAsia="맑은 고딕"/>
+          <w:b w:val="0"/>
+        </w:rPr>
+        <w:t xml:space="preserve">이어서 회상 2/3 ("나무·자동차는 나는데 하나는…") → </w:t>
+      </w:r>
+      <w:r>
+        <w:rPr>
+          <w:rFonts w:ascii="맑은 고딕" w:hAnsi="맑은 고딕" w:eastAsia="맑은 고딕"/>
+          <w:b/>
+        </w:rPr>
+        <w:t>memory_delayed:1(경증) 정확 채점</w:t>
+      </w:r>
+      <w:r>
+        <w:rPr>
+          <w:rFonts w:ascii="맑은 고딕" w:hAnsi="맑은 고딕" w:eastAsia="맑은 고딕"/>
+          <w:b w:val="0"/>
+        </w:rPr>
+        <w:t xml:space="preserve"> ✅</w:t>
+      </w:r>
+    </w:p>
+    <w:p>
+      <w:pPr>
+        <w:pStyle w:val="ListBullet"/>
+      </w:pPr>
+      <w:r>
+        <w:rPr>
+          <w:rFonts w:ascii="맑은 고딕" w:hAnsi="맑은 고딕" w:eastAsia="맑은 고딕"/>
+          <w:b w:val="0"/>
+        </w:rPr>
+        <w:t>safety-regression 26/26, tsc 0.</w:t>
+      </w:r>
+    </w:p>
+    <w:p>
+      <w:pPr>
+        <w:pStyle w:val="Heading2"/>
+      </w:pPr>
+      <w:r>
+        <w:rPr>
+          <w:rFonts w:ascii="맑은 고딕" w:hAnsi="맑은 고딕" w:eastAsia="맑은 고딕"/>
+          <w:b/>
+          <w:color w:val="0E4F4F"/>
+          <w:sz w:val="30"/>
+        </w:rPr>
+        <w:t>8. 이번 적응형 세션 종합</w:t>
+      </w:r>
+    </w:p>
+    <w:tbl>
+      <w:tblPr>
+        <w:tblStyle w:val="LightGrid-Accent1"/>
+        <w:tblW w:type="auto" w:w="0"/>
+        <w:tblLook w:firstColumn="1" w:firstRow="1" w:lastColumn="0" w:lastRow="0" w:noHBand="0" w:noVBand="1" w:val="04A0"/>
+      </w:tblPr>
+      <w:tblGrid>
+        <w:gridCol w:w="4320"/>
+        <w:gridCol w:w="4320"/>
+      </w:tblGrid>
+      <w:tr>
+        <w:tc>
+          <w:tcPr>
+            <w:tcW w:type="dxa" w:w="4320"/>
+            <w:shd w:val="clear" w:color="auto" w:fill="0E4F4F"/>
+          </w:tcPr>
+          <w:p>
+            <w:r/>
+            <w:r>
+              <w:rPr>
+                <w:rFonts w:ascii="맑은 고딕" w:hAnsi="맑은 고딕" w:eastAsia="맑은 고딕"/>
+                <w:b/>
+                <w:color w:val="FFFFFF"/>
+                <w:sz w:val="19"/>
+              </w:rPr>
+              <w:t>항목</w:t>
+            </w:r>
+          </w:p>
+        </w:tc>
+        <w:tc>
+          <w:tcPr>
+            <w:tcW w:type="dxa" w:w="4320"/>
+            <w:shd w:val="clear" w:color="auto" w:fill="0E4F4F"/>
+          </w:tcPr>
+          <w:p>
+            <w:r/>
+            <w:r>
+              <w:rPr>
+                <w:rFonts w:ascii="맑은 고딕" w:hAnsi="맑은 고딕" w:eastAsia="맑은 고딕"/>
+                <w:b/>
+                <w:color w:val="FFFFFF"/>
+                <w:sz w:val="19"/>
+              </w:rPr>
+              <w:t>양방향 검증 결과</w:t>
+            </w:r>
+          </w:p>
+        </w:tc>
+      </w:tr>
+      <w:tr>
+        <w:tc>
+          <w:tcPr>
+            <w:tcW w:type="dxa" w:w="4320"/>
+          </w:tcPr>
+          <w:p>
+            <w:r/>
+            <w:r>
+              <w:rPr>
+                <w:rFonts w:ascii="맑은 고딕" w:hAnsi="맑은 고딕" w:eastAsia="맑은 고딕"/>
+                <w:b w:val="0"/>
+                <w:sz w:val="19"/>
+              </w:rPr>
+              <w:t>시간 감각(계절)</w:t>
+            </w:r>
+          </w:p>
+        </w:tc>
+        <w:tc>
+          <w:tcPr>
+            <w:tcW w:type="dxa" w:w="4320"/>
+          </w:tcPr>
+          <w:p>
+            <w:r/>
+            <w:r>
+              <w:rPr>
+                <w:rFonts w:ascii="맑은 고딕" w:hAnsi="맑은 고딕" w:eastAsia="맑은 고딕"/>
+                <w:b w:val="0"/>
+                <w:sz w:val="19"/>
+              </w:rPr>
+              <w:t xml:space="preserve">정답 인정·반복 없음 ✅ / 근소 날짜오차 오탐 </w:t>
+            </w:r>
+            <w:r>
+              <w:rPr>
+                <w:rFonts w:ascii="맑은 고딕" w:hAnsi="맑은 고딕" w:eastAsia="맑은 고딕"/>
+                <w:b/>
+                <w:sz w:val="19"/>
+              </w:rPr>
+              <w:t>수정</w:t>
+            </w:r>
+          </w:p>
+        </w:tc>
+      </w:tr>
+      <w:tr>
+        <w:tc>
+          <w:tcPr>
+            <w:tcW w:type="dxa" w:w="4320"/>
+          </w:tcPr>
+          <w:p>
+            <w:r/>
+            <w:r>
+              <w:rPr>
+                <w:rFonts w:ascii="맑은 고딕" w:hAnsi="맑은 고딕" w:eastAsia="맑은 고딕"/>
+                <w:b w:val="0"/>
+                <w:sz w:val="19"/>
+              </w:rPr>
+              <w:t>계산</w:t>
+            </w:r>
+          </w:p>
+        </w:tc>
+        <w:tc>
+          <w:tcPr>
+            <w:tcW w:type="dxa" w:w="4320"/>
+          </w:tcPr>
+          <w:p>
+            <w:r/>
+            <w:r>
+              <w:rPr>
+                <w:rFonts w:ascii="맑은 고딕" w:hAnsi="맑은 고딕" w:eastAsia="맑은 고딕"/>
+                <w:b w:val="0"/>
+                <w:sz w:val="19"/>
+              </w:rPr>
+              <w:t>불가능 거래 포착(주의) + "거스름 0원" 정답 인정 ✅</w:t>
+            </w:r>
+          </w:p>
+        </w:tc>
+      </w:tr>
+      <w:tr>
+        <w:tc>
+          <w:tcPr>
+            <w:tcW w:type="dxa" w:w="4320"/>
+          </w:tcPr>
+          <w:p>
+            <w:r/>
+            <w:r>
+              <w:rPr>
+                <w:rFonts w:ascii="맑은 고딕" w:hAnsi="맑은 고딕" w:eastAsia="맑은 고딕"/>
+                <w:b w:val="0"/>
+                <w:sz w:val="19"/>
+              </w:rPr>
+              <w:t>기억</w:t>
+            </w:r>
+          </w:p>
+        </w:tc>
+        <w:tc>
+          <w:tcPr>
+            <w:tcW w:type="dxa" w:w="4320"/>
+          </w:tcPr>
+          <w:p>
+            <w:r/>
+            <w:r>
+              <w:rPr>
+                <w:rFonts w:ascii="맑은 고딕" w:hAnsi="맑은 고딕" w:eastAsia="맑은 고딕"/>
+                <w:b w:val="0"/>
+                <w:sz w:val="19"/>
+              </w:rPr>
+              <w:t xml:space="preserve">단어 등록 표시 </w:t>
+            </w:r>
+            <w:r>
+              <w:rPr>
+                <w:rFonts w:ascii="맑은 고딕" w:hAnsi="맑은 고딕" w:eastAsia="맑은 고딕"/>
+                <w:b/>
+                <w:sz w:val="19"/>
+              </w:rPr>
+              <w:t>수정</w:t>
+            </w:r>
+            <w:r>
+              <w:rPr>
+                <w:rFonts w:ascii="맑은 고딕" w:hAnsi="맑은 고딕" w:eastAsia="맑은 고딕"/>
+                <w:b w:val="0"/>
+                <w:sz w:val="19"/>
+              </w:rPr>
+              <w:t xml:space="preserve"> + 회상 2/3 → 경증(1) ✅</w:t>
+            </w:r>
+          </w:p>
+        </w:tc>
+      </w:tr>
+      <w:tr>
+        <w:tc>
+          <w:tcPr>
+            <w:tcW w:type="dxa" w:w="4320"/>
+          </w:tcPr>
+          <w:p>
+            <w:r/>
+            <w:r>
+              <w:rPr>
+                <w:rFonts w:ascii="맑은 고딕" w:hAnsi="맑은 고딕" w:eastAsia="맑은 고딕"/>
+                <w:b w:val="0"/>
+                <w:sz w:val="19"/>
+              </w:rPr>
+              <w:t>판단</w:t>
+            </w:r>
+          </w:p>
+        </w:tc>
+        <w:tc>
+          <w:tcPr>
+            <w:tcW w:type="dxa" w:w="4320"/>
+          </w:tcPr>
+          <w:p>
+            <w:r/>
+            <w:r>
+              <w:rPr>
+                <w:rFonts w:ascii="맑은 고딕" w:hAnsi="맑은 고딕" w:eastAsia="맑은 고딕"/>
+                <w:b w:val="0"/>
+                <w:sz w:val="19"/>
+              </w:rPr>
+              <w:t>사망인물(박정희) → 주의 ✅</w:t>
+            </w:r>
+          </w:p>
+        </w:tc>
+      </w:tr>
+    </w:tbl>
+    <w:p/>
+    <w:p>
+      <w:r>
+        <w:rPr>
+          <w:rFonts w:ascii="맑은 고딕" w:hAnsi="맑은 고딕" w:eastAsia="맑은 고딕"/>
+          <w:b/>
+        </w:rPr>
+        <w:t>결론</w:t>
+      </w:r>
+      <w:r>
+        <w:rPr>
+          <w:rFonts w:ascii="맑은 고딕" w:hAnsi="맑은 고딕" w:eastAsia="맑은 고딕"/>
+          <w:b w:val="0"/>
+        </w:rPr>
+        <w:t xml:space="preserve">: "답을 읽고 반응하는" 양방향 대화로 </w:t>
+      </w:r>
+      <w:r>
+        <w:rPr>
+          <w:rFonts w:ascii="맑은 고딕" w:hAnsi="맑은 고딕" w:eastAsia="맑은 고딕"/>
+          <w:b/>
+        </w:rPr>
+        <w:t>고정 스크립트가 못 잡은 실사용 버그 2건(시간 근소오차 오탐, 단어 등록 블랭킹)을 발견·수정</w:t>
+      </w:r>
+      <w:r>
+        <w:rPr>
+          <w:rFonts w:ascii="맑은 고딕" w:hAnsi="맑은 고딕" w:eastAsia="맑은 고딕"/>
+          <w:b w:val="0"/>
+        </w:rPr>
+        <w:t>. 이것이 적응형 검증의 핵심 가치.</w:t>
+      </w:r>
+    </w:p>
     <w:sectPr>
       <w:pgSz w:w="12240" w:h="15840"/>
       <w:pgMar w:top="1440" w:right="1800" w:bottom="1440" w:left="1800" w:header="720" w:footer="720" w:gutter="0"/>
